--- a/Lab1 Frågor.docx
+++ b/Lab1 Frågor.docx
@@ -37,6 +37,699 @@
     <w:p>
       <w:pPr>
         <w:pStyle w:val="Liststycke"/>
+      </w:pPr>
+      <w:r>
+        <w:rPr>
+          <w:b/>
+          <w:bCs/>
+        </w:rPr>
+        <w:t>Seriell</w:t>
+      </w:r>
+      <w:r>
+        <w:rPr>
+          <w:b/>
+          <w:bCs/>
+        </w:rPr>
+        <w:t xml:space="preserve"> Manipulators:</w:t>
+      </w:r>
+      <w:r>
+        <w:t xml:space="preserve"> Kedja av </w:t>
+      </w:r>
+      <w:r>
+        <w:t>länkar kopplade i serie från bas till verktyg. Rörelse och fel ackumuleras längst kedjan. Stor arbetsyta men offrar precision pga. de fel som ackumuleras och begränsad flexibilitet i dess leder.</w:t>
+      </w:r>
+    </w:p>
+    <w:p>
+      <w:pPr>
+        <w:pStyle w:val="Liststycke"/>
+      </w:pPr>
+    </w:p>
+    <w:p>
+      <w:pPr>
+        <w:pStyle w:val="Liststycke"/>
+      </w:pPr>
+      <w:r>
+        <w:rPr>
+          <w:b/>
+          <w:bCs/>
+        </w:rPr>
+        <w:t>Parallell</w:t>
+      </w:r>
+      <w:r>
+        <w:rPr>
+          <w:b/>
+          <w:bCs/>
+        </w:rPr>
+        <w:t xml:space="preserve"> Manipulator:</w:t>
+      </w:r>
+      <w:r>
+        <w:t xml:space="preserve"> Flera oberoende ben som arbetar samtidigt, varje ben är kort och styv och därför motverkar oönskade rörelser. I stället för att ackumulera felen så jämnas de ut över alla ben. Detta möjliggör hög last och snabb respons, till priset av en mindre arbetsyta jämför med seriell</w:t>
+      </w:r>
+      <w:r>
+        <w:t>. Sluten miljö, så varje ben påverkar varandra.</w:t>
+      </w:r>
+    </w:p>
+    <w:p>
+      <w:pPr>
+        <w:pStyle w:val="Liststycke"/>
+      </w:pPr>
+    </w:p>
+    <w:p>
+      <w:pPr>
+        <w:pStyle w:val="Liststycke"/>
+        <w:rPr>
+          <w:b/>
+          <w:bCs/>
+        </w:rPr>
+      </w:pPr>
+      <w:r>
+        <w:rPr>
+          <w:b/>
+          <w:bCs/>
+        </w:rPr>
+        <w:t>Framåtdynamik</w:t>
+      </w:r>
+    </w:p>
+    <w:p>
+      <w:pPr>
+        <w:pStyle w:val="Liststycke"/>
+      </w:pPr>
+      <w:r>
+        <w:t xml:space="preserve">Seriella är komplexa då varje led påverkar nästa i kedjan och då blir ackumulativ. </w:t>
+      </w:r>
+      <w:r>
+        <w:t>Alla krafter och rörelser summeras steg för steg i hela kedjan och gör beräkningarna tidskrävande</w:t>
+      </w:r>
+      <w:r>
+        <w:t>.</w:t>
+      </w:r>
+    </w:p>
+    <w:p>
+      <w:pPr>
+        <w:pStyle w:val="Liststycke"/>
+      </w:pPr>
+      <w:r>
+        <w:t xml:space="preserve">För parallella då bena arbetar samtidigt och påverkar varandra i en sluten kedja, alltså att ändring i ett ben påverkar de andra direkt. Det skapar ett komplext beroende som gör att framåtdynamiken blir svår att lösa analytiskt. </w:t>
+      </w:r>
+    </w:p>
+    <w:p>
+      <w:pPr>
+        <w:pStyle w:val="Liststycke"/>
+      </w:pPr>
+    </w:p>
+    <w:p>
+      <w:pPr>
+        <w:pStyle w:val="Liststycke"/>
+        <w:rPr>
+          <w:b/>
+          <w:bCs/>
+        </w:rPr>
+      </w:pPr>
+      <w:r>
+        <w:rPr>
+          <w:b/>
+          <w:bCs/>
+        </w:rPr>
+        <w:t>Inversdynamik</w:t>
+      </w:r>
+    </w:p>
+    <w:p>
+      <w:pPr>
+        <w:pStyle w:val="Liststycke"/>
+      </w:pPr>
+      <w:r>
+        <w:t>Seriella</w:t>
+      </w:r>
+      <w:r>
+        <w:t xml:space="preserve"> är mer komplex, varje led påverkar nästa i kedjan, kan ha flera redundanta lösningar, tillkommer rotationer som måste beräknas i varje led, flera faktorer som massa, tröghetsmoment.</w:t>
+      </w:r>
+    </w:p>
+    <w:p>
+      <w:pPr>
+        <w:pStyle w:val="Liststycke"/>
+      </w:pPr>
+      <w:r>
+        <w:t xml:space="preserve">Parallella mindre komplex då varje </w:t>
+      </w:r>
+      <w:proofErr w:type="spellStart"/>
+      <w:r>
+        <w:t>aktuator</w:t>
+      </w:r>
+      <w:proofErr w:type="spellEnd"/>
+      <w:r>
+        <w:t xml:space="preserve">(ben) direkt påverkar </w:t>
+      </w:r>
+      <w:proofErr w:type="spellStart"/>
+      <w:r>
+        <w:t>änd</w:t>
+      </w:r>
+      <w:proofErr w:type="spellEnd"/>
+      <w:r>
+        <w:t xml:space="preserve"> </w:t>
+      </w:r>
+      <w:proofErr w:type="spellStart"/>
+      <w:r>
+        <w:t>effektorns</w:t>
+      </w:r>
+      <w:proofErr w:type="spellEnd"/>
+      <w:r>
+        <w:t xml:space="preserve"> rörelse, och plattformens rörelse påverkas direkt av förändringen i benans längd eller kraft, (linjär rörelse). Sluten konstruktion ger EN unik lösning. </w:t>
+      </w:r>
+    </w:p>
+    <w:p>
+      <w:pPr>
+        <w:pStyle w:val="Liststycke"/>
+      </w:pPr>
+    </w:p>
+    <w:tbl>
+      <w:tblPr>
+        <w:tblStyle w:val="Tabellrutnt"/>
+        <w:tblW w:w="9491" w:type="dxa"/>
+        <w:tblInd w:w="-5" w:type="dxa"/>
+        <w:tblLook w:val="04A0" w:firstRow="1" w:lastRow="0" w:firstColumn="1" w:lastColumn="0" w:noHBand="0" w:noVBand="1"/>
+      </w:tblPr>
+      <w:tblGrid>
+        <w:gridCol w:w="3884"/>
+        <w:gridCol w:w="2752"/>
+        <w:gridCol w:w="2855"/>
+      </w:tblGrid>
+      <w:tr>
+        <w:trPr>
+          <w:trHeight w:val="271"/>
+        </w:trPr>
+        <w:tc>
+          <w:tcPr>
+            <w:tcW w:w="3884" w:type="dxa"/>
+          </w:tcPr>
+          <w:p>
+            <w:pPr>
+              <w:pStyle w:val="Liststycke"/>
+              <w:ind w:left="0"/>
+            </w:pPr>
+            <w:r>
+              <w:t>Aspekt</w:t>
+            </w:r>
+          </w:p>
+        </w:tc>
+        <w:tc>
+          <w:tcPr>
+            <w:tcW w:w="2752" w:type="dxa"/>
+          </w:tcPr>
+          <w:p>
+            <w:pPr>
+              <w:pStyle w:val="Liststycke"/>
+              <w:ind w:left="0"/>
+            </w:pPr>
+            <w:r>
+              <w:t>Seriell</w:t>
+            </w:r>
+          </w:p>
+        </w:tc>
+        <w:tc>
+          <w:tcPr>
+            <w:tcW w:w="2855" w:type="dxa"/>
+          </w:tcPr>
+          <w:p>
+            <w:pPr>
+              <w:pStyle w:val="Liststycke"/>
+              <w:ind w:left="0"/>
+            </w:pPr>
+            <w:r>
+              <w:t>Parallell</w:t>
+            </w:r>
+          </w:p>
+        </w:tc>
+      </w:tr>
+      <w:tr>
+        <w:trPr>
+          <w:trHeight w:val="533"/>
+        </w:trPr>
+        <w:tc>
+          <w:tcPr>
+            <w:tcW w:w="3884" w:type="dxa"/>
+          </w:tcPr>
+          <w:p>
+            <w:pPr>
+              <w:pStyle w:val="Liststycke"/>
+              <w:ind w:left="0"/>
+            </w:pPr>
+            <w:r>
+              <w:t>Struktur</w:t>
+            </w:r>
+          </w:p>
+        </w:tc>
+        <w:tc>
+          <w:tcPr>
+            <w:tcW w:w="2752" w:type="dxa"/>
+          </w:tcPr>
+          <w:p>
+            <w:pPr>
+              <w:pStyle w:val="Liststycke"/>
+              <w:ind w:left="0"/>
+            </w:pPr>
+            <w:r>
+              <w:t>Kedja av länkar</w:t>
+            </w:r>
+          </w:p>
+        </w:tc>
+        <w:tc>
+          <w:tcPr>
+            <w:tcW w:w="2855" w:type="dxa"/>
+          </w:tcPr>
+          <w:p>
+            <w:pPr>
+              <w:pStyle w:val="Liststycke"/>
+              <w:ind w:left="0"/>
+            </w:pPr>
+            <w:r>
+              <w:t>Flera oberoende ben som arbetar samtidigt</w:t>
+            </w:r>
+          </w:p>
+        </w:tc>
+      </w:tr>
+      <w:tr>
+        <w:trPr>
+          <w:trHeight w:val="555"/>
+        </w:trPr>
+        <w:tc>
+          <w:tcPr>
+            <w:tcW w:w="3884" w:type="dxa"/>
+          </w:tcPr>
+          <w:p>
+            <w:pPr>
+              <w:pStyle w:val="Liststycke"/>
+              <w:ind w:left="0"/>
+            </w:pPr>
+            <w:r>
+              <w:t>Rörelse och precision</w:t>
+            </w:r>
+          </w:p>
+        </w:tc>
+        <w:tc>
+          <w:tcPr>
+            <w:tcW w:w="2752" w:type="dxa"/>
+          </w:tcPr>
+          <w:p>
+            <w:pPr>
+              <w:pStyle w:val="Liststycke"/>
+              <w:ind w:left="0"/>
+            </w:pPr>
+            <w:r>
+              <w:t>Rörelse och fel ackumuleras, sämre precision</w:t>
+            </w:r>
+          </w:p>
+        </w:tc>
+        <w:tc>
+          <w:tcPr>
+            <w:tcW w:w="2855" w:type="dxa"/>
+          </w:tcPr>
+          <w:p>
+            <w:pPr>
+              <w:pStyle w:val="Liststycke"/>
+              <w:ind w:left="0"/>
+            </w:pPr>
+            <w:r>
+              <w:t>Felen jämnas ut över alla ben, hög precision</w:t>
+            </w:r>
+          </w:p>
+        </w:tc>
+      </w:tr>
+      <w:tr>
+        <w:trPr>
+          <w:trHeight w:val="271"/>
+        </w:trPr>
+        <w:tc>
+          <w:tcPr>
+            <w:tcW w:w="3884" w:type="dxa"/>
+          </w:tcPr>
+          <w:p>
+            <w:pPr>
+              <w:pStyle w:val="Liststycke"/>
+              <w:ind w:left="0"/>
+            </w:pPr>
+            <w:r>
+              <w:t>Arbetsyta</w:t>
+            </w:r>
+          </w:p>
+        </w:tc>
+        <w:tc>
+          <w:tcPr>
+            <w:tcW w:w="2752" w:type="dxa"/>
+          </w:tcPr>
+          <w:p>
+            <w:pPr>
+              <w:pStyle w:val="Liststycke"/>
+              <w:ind w:left="0"/>
+            </w:pPr>
+            <w:r>
+              <w:t>Stor arbetsyta, kostar precision</w:t>
+            </w:r>
+          </w:p>
+        </w:tc>
+        <w:tc>
+          <w:tcPr>
+            <w:tcW w:w="2855" w:type="dxa"/>
+          </w:tcPr>
+          <w:p>
+            <w:pPr>
+              <w:pStyle w:val="Liststycke"/>
+              <w:ind w:left="0"/>
+            </w:pPr>
+            <w:r>
+              <w:t>Mindre arbetsyta</w:t>
+            </w:r>
+          </w:p>
+        </w:tc>
+      </w:tr>
+      <w:tr>
+        <w:trPr>
+          <w:trHeight w:val="271"/>
+        </w:trPr>
+        <w:tc>
+          <w:tcPr>
+            <w:tcW w:w="3884" w:type="dxa"/>
+          </w:tcPr>
+          <w:p>
+            <w:pPr>
+              <w:pStyle w:val="Liststycke"/>
+              <w:ind w:left="0"/>
+            </w:pPr>
+            <w:r>
+              <w:t>Flexibilitet</w:t>
+            </w:r>
+          </w:p>
+        </w:tc>
+        <w:tc>
+          <w:tcPr>
+            <w:tcW w:w="2752" w:type="dxa"/>
+          </w:tcPr>
+          <w:p>
+            <w:pPr>
+              <w:pStyle w:val="Liststycke"/>
+              <w:ind w:left="0"/>
+            </w:pPr>
+            <w:r>
+              <w:t>Begränsad i leder</w:t>
+            </w:r>
+          </w:p>
+        </w:tc>
+        <w:tc>
+          <w:tcPr>
+            <w:tcW w:w="2855" w:type="dxa"/>
+          </w:tcPr>
+          <w:p>
+            <w:pPr>
+              <w:pStyle w:val="Liststycke"/>
+              <w:ind w:left="0"/>
+            </w:pPr>
+            <w:r>
+              <w:t>Hög last och snabb respons</w:t>
+            </w:r>
+          </w:p>
+        </w:tc>
+      </w:tr>
+      <w:tr>
+        <w:trPr>
+          <w:trHeight w:val="271"/>
+        </w:trPr>
+        <w:tc>
+          <w:tcPr>
+            <w:tcW w:w="3884" w:type="dxa"/>
+          </w:tcPr>
+          <w:p>
+            <w:pPr>
+              <w:pStyle w:val="Liststycke"/>
+              <w:ind w:left="0"/>
+            </w:pPr>
+            <w:r>
+              <w:t>Framåtdynamik</w:t>
+            </w:r>
+          </w:p>
+        </w:tc>
+        <w:tc>
+          <w:tcPr>
+            <w:tcW w:w="2752" w:type="dxa"/>
+          </w:tcPr>
+          <w:p>
+            <w:pPr>
+              <w:pStyle w:val="Liststycke"/>
+              <w:ind w:left="0"/>
+            </w:pPr>
+            <w:r>
+              <w:t>Komplex då varje led påverkar nästa, tidskrävande</w:t>
+            </w:r>
+          </w:p>
+        </w:tc>
+        <w:tc>
+          <w:tcPr>
+            <w:tcW w:w="2855" w:type="dxa"/>
+          </w:tcPr>
+          <w:p>
+            <w:pPr>
+              <w:pStyle w:val="Liststycke"/>
+              <w:ind w:left="0"/>
+            </w:pPr>
+            <w:r>
+              <w:t>Bena påverkar varandra direkt, komplex beroende</w:t>
+            </w:r>
+          </w:p>
+        </w:tc>
+      </w:tr>
+      <w:tr>
+        <w:trPr>
+          <w:trHeight w:val="271"/>
+        </w:trPr>
+        <w:tc>
+          <w:tcPr>
+            <w:tcW w:w="3884" w:type="dxa"/>
+          </w:tcPr>
+          <w:p>
+            <w:pPr>
+              <w:pStyle w:val="Liststycke"/>
+              <w:ind w:left="0"/>
+            </w:pPr>
+            <w:r>
+              <w:t>Inversdynamik</w:t>
+            </w:r>
+          </w:p>
+        </w:tc>
+        <w:tc>
+          <w:tcPr>
+            <w:tcW w:w="2752" w:type="dxa"/>
+          </w:tcPr>
+          <w:p>
+            <w:pPr>
+              <w:pStyle w:val="Liststycke"/>
+              <w:ind w:left="0"/>
+            </w:pPr>
+            <w:r>
+              <w:t>Redundanta lösningar, flera faktorer som påverkar</w:t>
+            </w:r>
+          </w:p>
+        </w:tc>
+        <w:tc>
+          <w:tcPr>
+            <w:tcW w:w="2855" w:type="dxa"/>
+          </w:tcPr>
+          <w:p>
+            <w:pPr>
+              <w:pStyle w:val="Liststycke"/>
+              <w:ind w:left="0"/>
+            </w:pPr>
+            <w:r>
+              <w:t>En unik lösning, styrs av benas kraft eller längd</w:t>
+            </w:r>
+          </w:p>
+        </w:tc>
+      </w:tr>
+    </w:tbl>
+    <w:p>
+      <w:pPr>
+        <w:pStyle w:val="Liststycke"/>
+      </w:pPr>
+    </w:p>
+    <w:p>
+      <w:pPr>
+        <w:pStyle w:val="Liststycke"/>
+        <w:rPr>
+          <w:lang w:val="en-US"/>
+        </w:rPr>
+      </w:pPr>
+      <w:r>
+        <w:rPr>
+          <w:lang w:val="en-US"/>
+        </w:rPr>
+        <w:t>Ref:</w:t>
+      </w:r>
+    </w:p>
+    <w:p>
+      <w:pPr>
+        <w:pStyle w:val="Liststycke"/>
+      </w:pPr>
+      <w:proofErr w:type="spellStart"/>
+      <w:r>
+        <w:t>Seriala</w:t>
+      </w:r>
+      <w:proofErr w:type="spellEnd"/>
+      <w:r>
+        <w:t xml:space="preserve"> Ma</w:t>
+      </w:r>
+      <w:r>
+        <w:t xml:space="preserve">nipulator: </w:t>
+      </w:r>
+      <w:hyperlink r:id="rId5" w:anchor=":~:text=Serial%20manipulators%20are%20the%20most%20common%20industrial%20robots,having%20a%20%22shoulder%22%2C%20an%20%22elbow%22%2C%20and%20a%20%22wrist%22." w:history="1">
+        <w:proofErr w:type="spellStart"/>
+        <w:r>
+          <w:rPr>
+            <w:rStyle w:val="Hyperlnk"/>
+          </w:rPr>
+          <w:t>Serial</w:t>
+        </w:r>
+        <w:proofErr w:type="spellEnd"/>
+        <w:r>
+          <w:rPr>
+            <w:rStyle w:val="Hyperlnk"/>
+          </w:rPr>
+          <w:t xml:space="preserve"> manipulator - </w:t>
+        </w:r>
+        <w:proofErr w:type="spellStart"/>
+        <w:r>
+          <w:rPr>
+            <w:rStyle w:val="Hyperlnk"/>
+          </w:rPr>
+          <w:t>Wikipedia</w:t>
+        </w:r>
+        <w:proofErr w:type="spellEnd"/>
+      </w:hyperlink>
+    </w:p>
+    <w:p>
+      <w:pPr>
+        <w:pStyle w:val="Liststycke"/>
+      </w:pPr>
+      <w:proofErr w:type="spellStart"/>
+      <w:r>
+        <w:t>Parallel</w:t>
+      </w:r>
+      <w:proofErr w:type="spellEnd"/>
+      <w:r>
+        <w:t xml:space="preserve"> Manipulator: </w:t>
+      </w:r>
+      <w:hyperlink r:id="rId6" w:history="1">
+        <w:proofErr w:type="spellStart"/>
+        <w:r>
+          <w:rPr>
+            <w:rStyle w:val="Hyperlnk"/>
+          </w:rPr>
+          <w:t>Parallel</w:t>
+        </w:r>
+        <w:proofErr w:type="spellEnd"/>
+        <w:r>
+          <w:rPr>
+            <w:rStyle w:val="Hyperlnk"/>
+          </w:rPr>
+          <w:t xml:space="preserve"> manipulator - </w:t>
+        </w:r>
+        <w:proofErr w:type="spellStart"/>
+        <w:r>
+          <w:rPr>
+            <w:rStyle w:val="Hyperlnk"/>
+          </w:rPr>
+          <w:t>Wikipedia</w:t>
+        </w:r>
+        <w:proofErr w:type="spellEnd"/>
+      </w:hyperlink>
+    </w:p>
+    <w:p>
+      <w:pPr>
+        <w:pStyle w:val="Liststycke"/>
+      </w:pPr>
+      <w:proofErr w:type="spellStart"/>
+      <w:r>
+        <w:rPr>
+          <w:lang w:val="en-US"/>
+        </w:rPr>
+        <w:t>Inversdynamik</w:t>
+      </w:r>
+      <w:proofErr w:type="spellEnd"/>
+      <w:r>
+        <w:rPr>
+          <w:lang w:val="en-US"/>
+        </w:rPr>
+        <w:t xml:space="preserve">: </w:t>
+      </w:r>
+      <w:hyperlink r:id="rId7" w:history="1">
+        <w:r>
+          <w:rPr>
+            <w:rStyle w:val="Hyperlnk"/>
+            <w:lang w:val="en-US"/>
+          </w:rPr>
+          <w:t>Inverse Kinematics and Jacobian for Serial Manipulators – Robotics and Controls Engineering</w:t>
+        </w:r>
+      </w:hyperlink>
+    </w:p>
+    <w:p>
+      <w:pPr>
+        <w:pStyle w:val="Liststycke"/>
+        <w:rPr>
+          <w:lang w:val="en-US"/>
+        </w:rPr>
+      </w:pPr>
+      <w:proofErr w:type="spellStart"/>
+      <w:r>
+        <w:rPr>
+          <w:lang w:val="en-US"/>
+        </w:rPr>
+        <w:lastRenderedPageBreak/>
+        <w:t>Jämförelse</w:t>
+      </w:r>
+      <w:proofErr w:type="spellEnd"/>
+      <w:r>
+        <w:rPr>
+          <w:lang w:val="en-US"/>
+        </w:rPr>
+        <w:t xml:space="preserve">, </w:t>
+      </w:r>
+      <w:proofErr w:type="spellStart"/>
+      <w:r>
+        <w:rPr>
+          <w:lang w:val="en-US"/>
+        </w:rPr>
+        <w:t>generell</w:t>
+      </w:r>
+      <w:proofErr w:type="spellEnd"/>
+      <w:r>
+        <w:rPr>
+          <w:lang w:val="en-US"/>
+        </w:rPr>
+        <w:t xml:space="preserve"> information</w:t>
+      </w:r>
+      <w:r>
+        <w:rPr>
+          <w:lang w:val="en-US"/>
+        </w:rPr>
+        <w:t xml:space="preserve">: </w:t>
+      </w:r>
+      <w:hyperlink r:id="rId8" w:history="1">
+        <w:r>
+          <w:rPr>
+            <w:rStyle w:val="Hyperlnk"/>
+            <w:lang w:val="en-US"/>
+          </w:rPr>
+          <w:t>COMPARISON OF THE CHARACTERISTICS BETWEEN SERIAL - ProQuest</w:t>
+        </w:r>
+      </w:hyperlink>
+    </w:p>
+    <w:p>
+      <w:pPr>
+        <w:pStyle w:val="Liststycke"/>
+        <w:rPr>
+          <w:lang w:val="en-US"/>
+        </w:rPr>
+      </w:pPr>
+    </w:p>
+    <w:p>
+      <w:pPr>
+        <w:pStyle w:val="Liststycke"/>
         <w:numPr>
           <w:ilvl w:val="0"/>
           <w:numId w:val="1"/>
@@ -55,10 +748,139 @@
     <w:p>
       <w:pPr>
         <w:pStyle w:val="Liststycke"/>
+      </w:pPr>
+    </w:p>
+    <w:p>
+      <w:pPr>
+        <w:pStyle w:val="Liststycke"/>
+      </w:pPr>
+      <w:r>
+        <w:t>En Stewart-plattform har 6 ben (</w:t>
+      </w:r>
+      <w:proofErr w:type="spellStart"/>
+      <w:r>
+        <w:t>aktuatorer</w:t>
+      </w:r>
+      <w:proofErr w:type="spellEnd"/>
+      <w:r>
+        <w:t>) för att kunna kontrollera 6 frihetsgrader (</w:t>
+      </w:r>
+      <w:proofErr w:type="spellStart"/>
+      <w:r>
+        <w:t>Degrees</w:t>
+      </w:r>
+      <w:proofErr w:type="spellEnd"/>
+      <w:r>
+        <w:t xml:space="preserve"> </w:t>
+      </w:r>
+      <w:proofErr w:type="spellStart"/>
+      <w:r>
+        <w:t>of</w:t>
+      </w:r>
+      <w:proofErr w:type="spellEnd"/>
+      <w:r>
+        <w:t xml:space="preserve"> </w:t>
+      </w:r>
+      <w:proofErr w:type="spellStart"/>
+      <w:r>
+        <w:t>Freedom</w:t>
+      </w:r>
+      <w:proofErr w:type="spellEnd"/>
+      <w:r>
+        <w:t xml:space="preserve">, </w:t>
+      </w:r>
+      <w:proofErr w:type="spellStart"/>
+      <w:r>
+        <w:t>DoF</w:t>
+      </w:r>
+      <w:proofErr w:type="spellEnd"/>
+      <w:r>
+        <w:t>) – vilket behövs för att röra och orientera en last fritt i ett tredimensionellt rum.</w:t>
+      </w:r>
+      <w:r>
+        <w:t xml:space="preserve"> 3 frihetsgrader för </w:t>
+      </w:r>
+      <w:proofErr w:type="spellStart"/>
+      <w:r>
+        <w:t>translation</w:t>
+      </w:r>
+      <w:proofErr w:type="spellEnd"/>
+      <w:r>
+        <w:t>(</w:t>
+      </w:r>
+      <w:proofErr w:type="spellStart"/>
+      <w:proofErr w:type="gramStart"/>
+      <w:r>
+        <w:t>x,y</w:t>
+      </w:r>
+      <w:proofErr w:type="gramEnd"/>
+      <w:r>
+        <w:t>,z</w:t>
+      </w:r>
+      <w:proofErr w:type="spellEnd"/>
+      <w:r>
+        <w:t>) och 3 frihetsgrader för rotation/lutning kring(</w:t>
+      </w:r>
+      <w:proofErr w:type="spellStart"/>
+      <w:proofErr w:type="gramStart"/>
+      <w:r>
+        <w:t>x,y</w:t>
+      </w:r>
+      <w:proofErr w:type="gramEnd"/>
+      <w:r>
+        <w:t>,z</w:t>
+      </w:r>
+      <w:proofErr w:type="spellEnd"/>
+      <w:r>
+        <w:t>).</w:t>
+      </w:r>
+    </w:p>
+    <w:p>
+      <w:pPr>
+        <w:pStyle w:val="Liststycke"/>
+      </w:pPr>
+    </w:p>
+    <w:p>
+      <w:pPr>
+        <w:pStyle w:val="Liststycke"/>
+      </w:pPr>
+      <w:r>
+        <w:t>Ref:</w:t>
+      </w:r>
+    </w:p>
+    <w:p>
+      <w:pPr>
+        <w:pStyle w:val="Liststycke"/>
         <w:rPr>
           <w:lang w:val="en-US"/>
         </w:rPr>
       </w:pPr>
+      <w:hyperlink r:id="rId9" w:history="1">
+        <w:r>
+          <w:rPr>
+            <w:rStyle w:val="Hyperlnk"/>
+            <w:lang w:val="en-US"/>
+          </w:rPr>
+          <w:t>Stewart platform - Wikipedia</w:t>
+        </w:r>
+      </w:hyperlink>
+    </w:p>
+    <w:p>
+      <w:pPr>
+        <w:pStyle w:val="Liststycke"/>
+        <w:rPr>
+          <w:lang w:val="en-US"/>
+        </w:rPr>
+      </w:pPr>
+      <w:hyperlink r:id="rId10" w:history="1">
+        <w:r>
+          <w:rPr>
+            <w:rStyle w:val="Hyperlnk"/>
+            <w:lang w:val="en-US"/>
+          </w:rPr>
+          <w:t>2.2. Degrees of Freedom of a Robot – Modern Robotics</w:t>
+        </w:r>
+      </w:hyperlink>
     </w:p>
     <w:p>
       <w:pPr>
@@ -84,6 +906,63 @@
           <w:lang w:val="en-US"/>
         </w:rPr>
         <w:t>What are the positive and negative sides of Stewart platform compared to serial manipulators?</w:t>
+      </w:r>
+    </w:p>
+    <w:p>
+      <w:pPr>
+        <w:pStyle w:val="Liststycke"/>
+      </w:pPr>
+      <w:proofErr w:type="spellStart"/>
+      <w:r>
+        <w:t>Serial</w:t>
+      </w:r>
+      <w:proofErr w:type="spellEnd"/>
+      <w:r>
+        <w:t xml:space="preserve"> bra för större arbetsytor</w:t>
+      </w:r>
+      <w:r>
+        <w:t xml:space="preserve">, mer </w:t>
+      </w:r>
+      <w:proofErr w:type="gramStart"/>
+      <w:r>
+        <w:t>flexibla(</w:t>
+      </w:r>
+      <w:proofErr w:type="gramEnd"/>
+      <w:r>
+        <w:t xml:space="preserve">kan ha ”överdrivet” många leder). Men samlar större </w:t>
+      </w:r>
+      <w:proofErr w:type="spellStart"/>
+      <w:r>
+        <w:t>error</w:t>
+      </w:r>
+      <w:proofErr w:type="spellEnd"/>
+      <w:r>
+        <w:t xml:space="preserve"> i lederna successivt därav reducerar precisionen.</w:t>
+      </w:r>
+    </w:p>
+    <w:p>
+      <w:pPr>
+        <w:pStyle w:val="Liststycke"/>
+      </w:pPr>
+      <w:proofErr w:type="spellStart"/>
+      <w:r>
+        <w:t>Parallel</w:t>
+      </w:r>
+      <w:proofErr w:type="spellEnd"/>
+      <w:r>
+        <w:t xml:space="preserve"> där hög </w:t>
+      </w:r>
+      <w:r>
+        <w:t>precision</w:t>
+      </w:r>
+      <w:r>
+        <w:t xml:space="preserve"> (styv struktur)</w:t>
+      </w:r>
+      <w:r>
+        <w:t xml:space="preserve"> prioriteras</w:t>
+      </w:r>
+      <w:r>
+        <w:t>, snabb (korta ben) och stark(distribueras). Bra till simulatorer för flyg men svårare att kontrollera och begränsad rörelse.</w:t>
       </w:r>
     </w:p>
     <w:sectPr>
@@ -796,7 +1675,6 @@
   <w:style w:type="character" w:default="1" w:styleId="Standardstycketeckensnitt">
     <w:name w:val="Default Paragraph Font"/>
     <w:uiPriority w:val="1"/>
-    <w:semiHidden/>
     <w:unhideWhenUsed/>
   </w:style>
   <w:style w:type="table" w:default="1" w:styleId="Normaltabell">
@@ -1109,6 +1987,48 @@
       <w:color w:val="0F4761" w:themeColor="accent1" w:themeShade="BF"/>
       <w:spacing w:val="5"/>
     </w:rPr>
+  </w:style>
+  <w:style w:type="character" w:styleId="Hyperlnk">
+    <w:name w:val="Hyperlink"/>
+    <w:basedOn w:val="Standardstycketeckensnitt"/>
+    <w:uiPriority w:val="99"/>
+    <w:unhideWhenUsed/>
+    <w:rsid w:val="00A7192D"/>
+    <w:rPr>
+      <w:color w:val="467886" w:themeColor="hyperlink"/>
+      <w:u w:val="single"/>
+    </w:rPr>
+  </w:style>
+  <w:style w:type="character" w:styleId="Olstomnmnande">
+    <w:name w:val="Unresolved Mention"/>
+    <w:basedOn w:val="Standardstycketeckensnitt"/>
+    <w:uiPriority w:val="99"/>
+    <w:semiHidden/>
+    <w:unhideWhenUsed/>
+    <w:rsid w:val="00A7192D"/>
+    <w:rPr>
+      <w:color w:val="605E5C"/>
+      <w:shd w:val="clear" w:color="auto" w:fill="E1DFDD"/>
+    </w:rPr>
+  </w:style>
+  <w:style w:type="table" w:styleId="Tabellrutnt">
+    <w:name w:val="Table Grid"/>
+    <w:basedOn w:val="Normaltabell"/>
+    <w:uiPriority w:val="39"/>
+    <w:rsid w:val="00D12EE8"/>
+    <w:pPr>
+      <w:spacing w:after="0" w:line="240" w:lineRule="auto"/>
+    </w:pPr>
+    <w:tblPr>
+      <w:tblBorders>
+        <w:top w:val="single" w:sz="4" w:space="0" w:color="auto"/>
+        <w:left w:val="single" w:sz="4" w:space="0" w:color="auto"/>
+        <w:bottom w:val="single" w:sz="4" w:space="0" w:color="auto"/>
+        <w:right w:val="single" w:sz="4" w:space="0" w:color="auto"/>
+        <w:insideH w:val="single" w:sz="4" w:space="0" w:color="auto"/>
+        <w:insideV w:val="single" w:sz="4" w:space="0" w:color="auto"/>
+      </w:tblBorders>
+    </w:tblPr>
   </w:style>
 </w:styles>
 </file>
